--- a/Employee data analysis task.docx
+++ b/Employee data analysis task.docx
@@ -2,8 +2,6 @@
 <file path=word/document.xml><?xml version="1.0" encoding="utf-8"?>
 <w:document xmlns:wpc="http://schemas.microsoft.com/office/word/2010/wordprocessingCanvas" xmlns:cx="http://schemas.microsoft.com/office/drawing/2014/chartex" xmlns:cx1="http://schemas.microsoft.com/office/drawing/2015/9/8/chartex" xmlns:mc="http://schemas.openxmlformats.org/markup-compatibility/2006" xmlns:o="urn:schemas-microsoft-com:office:office" xmlns:r="http://schemas.openxmlformats.org/officeDocument/2006/relationships" xmlns:m="http://schemas.openxmlformats.org/officeDocument/2006/math" xmlns:v="urn:schemas-microsoft-com:vml" xmlns:wp14="http://schemas.microsoft.com/office/word/2010/wordprocessingDrawing" xmlns:wp="http://schemas.openxmlformats.org/drawingml/2006/wordprocessingDrawing" xmlns:w10="urn:schemas-microsoft-com:office:word" xmlns:w="http://schemas.openxmlformats.org/wordprocessingml/2006/main" xmlns:w14="http://schemas.microsoft.com/office/word/2010/wordml" xmlns:w15="http://schemas.microsoft.com/office/word/2012/wordml" xmlns:w16se="http://schemas.microsoft.com/office/word/2015/wordml/symex" xmlns:wpg="http://schemas.microsoft.com/office/word/2010/wordprocessingGroup" xmlns:wpi="http://schemas.microsoft.com/office/word/2010/wordprocessingInk" xmlns:wne="http://schemas.microsoft.com/office/word/2006/wordml" xmlns:wps="http://schemas.microsoft.com/office/word/2010/wordprocessingShape" mc:Ignorable="w14 w15 w16se wp14">
   <w:body>
-    <w:bookmarkStart w:id="0" w:name="_GoBack" w:displacedByCustomXml="next"/>
-    <w:bookmarkEnd w:id="0" w:displacedByCustomXml="next"/>
     <w:sdt>
       <w:sdtPr>
         <w:rPr>
@@ -597,23 +595,1109 @@
             <w:br w:type="page"/>
           </w:r>
         </w:p>
+        <w:sdt>
+          <w:sdtPr>
+            <w:id w:val="-1387947225"/>
+            <w:docPartObj>
+              <w:docPartGallery w:val="Table of Contents"/>
+              <w:docPartUnique/>
+            </w:docPartObj>
+          </w:sdtPr>
+          <w:sdtEndPr>
+            <w:rPr>
+              <w:rFonts w:asciiTheme="minorHAnsi" w:eastAsiaTheme="minorHAnsi" w:hAnsiTheme="minorHAnsi" w:cstheme="minorBidi"/>
+              <w:b/>
+              <w:bCs/>
+              <w:noProof/>
+              <w:color w:val="auto"/>
+              <w:sz w:val="22"/>
+              <w:szCs w:val="22"/>
+            </w:rPr>
+          </w:sdtEndPr>
+          <w:sdtContent>
+            <w:p>
+              <w:pPr>
+                <w:pStyle w:val="TOCHeading"/>
+                <w:rPr>
+                  <w:rFonts w:asciiTheme="majorBidi" w:hAnsiTheme="majorBidi"/>
+                  <w:b/>
+                  <w:bCs/>
+                  <w:color w:val="000000" w:themeColor="text1"/>
+                </w:rPr>
+              </w:pPr>
+              <w:r>
+                <w:rPr>
+                  <w:rFonts w:asciiTheme="majorBidi" w:hAnsiTheme="majorBidi"/>
+                  <w:b/>
+                  <w:bCs/>
+                  <w:color w:val="000000" w:themeColor="text1"/>
+                </w:rPr>
+                <w:t>Contents</w:t>
+              </w:r>
+            </w:p>
+            <w:p>
+              <w:pPr>
+                <w:pStyle w:val="TOC1"/>
+                <w:tabs>
+                  <w:tab w:val="right" w:leader="dot" w:pos="9350"/>
+                </w:tabs>
+                <w:rPr>
+                  <w:rFonts w:eastAsiaTheme="minorEastAsia"/>
+                  <w:noProof/>
+                </w:rPr>
+              </w:pPr>
+              <w:r>
+                <w:fldChar w:fldCharType="begin"/>
+              </w:r>
+              <w:r>
+                <w:instrText xml:space="preserve"> TOC \o "1-3" \h \z \u </w:instrText>
+              </w:r>
+              <w:r>
+                <w:fldChar w:fldCharType="separate"/>
+              </w:r>
+              <w:hyperlink w:anchor="_Toc228358334" w:history="1">
+                <w:r>
+                  <w:rPr>
+                    <w:rStyle w:val="Hyperlink"/>
+                    <w:rFonts w:asciiTheme="majorBidi" w:hAnsiTheme="majorBidi"/>
+                    <w:b/>
+                    <w:bCs/>
+                    <w:noProof/>
+                  </w:rPr>
+                  <w:t>Introduction:</w:t>
+                </w:r>
+                <w:r>
+                  <w:rPr>
+                    <w:noProof/>
+                    <w:webHidden/>
+                  </w:rPr>
+                  <w:tab/>
+                </w:r>
+                <w:r>
+                  <w:rPr>
+                    <w:noProof/>
+                    <w:webHidden/>
+                  </w:rPr>
+                  <w:fldChar w:fldCharType="begin"/>
+                </w:r>
+                <w:r>
+                  <w:rPr>
+                    <w:noProof/>
+                    <w:webHidden/>
+                  </w:rPr>
+                  <w:instrText xml:space="preserve"> PAGEREF _Toc228358334 \h </w:instrText>
+                </w:r>
+                <w:r>
+                  <w:rPr>
+                    <w:noProof/>
+                    <w:webHidden/>
+                  </w:rPr>
+                </w:r>
+                <w:r>
+                  <w:rPr>
+                    <w:noProof/>
+                    <w:webHidden/>
+                  </w:rPr>
+                  <w:fldChar w:fldCharType="separate"/>
+                </w:r>
+                <w:r>
+                  <w:rPr>
+                    <w:noProof/>
+                    <w:webHidden/>
+                  </w:rPr>
+                  <w:t>2</w:t>
+                </w:r>
+                <w:r>
+                  <w:rPr>
+                    <w:noProof/>
+                    <w:webHidden/>
+                  </w:rPr>
+                  <w:fldChar w:fldCharType="end"/>
+                </w:r>
+              </w:hyperlink>
+            </w:p>
+            <w:p>
+              <w:pPr>
+                <w:pStyle w:val="TOC1"/>
+                <w:tabs>
+                  <w:tab w:val="right" w:leader="dot" w:pos="9350"/>
+                </w:tabs>
+                <w:rPr>
+                  <w:rFonts w:eastAsiaTheme="minorEastAsia"/>
+                  <w:noProof/>
+                </w:rPr>
+              </w:pPr>
+              <w:hyperlink w:anchor="_Toc228358335" w:history="1">
+                <w:r>
+                  <w:rPr>
+                    <w:rStyle w:val="Hyperlink"/>
+                    <w:rFonts w:ascii="Times New Roman" w:hAnsi="Times New Roman" w:cs="Times New Roman"/>
+                    <w:b/>
+                    <w:bCs/>
+                    <w:noProof/>
+                  </w:rPr>
+                  <w:t>Objectives:</w:t>
+                </w:r>
+                <w:r>
+                  <w:rPr>
+                    <w:noProof/>
+                    <w:webHidden/>
+                  </w:rPr>
+                  <w:tab/>
+                </w:r>
+                <w:r>
+                  <w:rPr>
+                    <w:noProof/>
+                    <w:webHidden/>
+                  </w:rPr>
+                  <w:fldChar w:fldCharType="begin"/>
+                </w:r>
+                <w:r>
+                  <w:rPr>
+                    <w:noProof/>
+                    <w:webHidden/>
+                  </w:rPr>
+                  <w:instrText xml:space="preserve"> PAGEREF _Toc228358335 \h </w:instrText>
+                </w:r>
+                <w:r>
+                  <w:rPr>
+                    <w:noProof/>
+                    <w:webHidden/>
+                  </w:rPr>
+                </w:r>
+                <w:r>
+                  <w:rPr>
+                    <w:noProof/>
+                    <w:webHidden/>
+                  </w:rPr>
+                  <w:fldChar w:fldCharType="separate"/>
+                </w:r>
+                <w:r>
+                  <w:rPr>
+                    <w:noProof/>
+                    <w:webHidden/>
+                  </w:rPr>
+                  <w:t>2</w:t>
+                </w:r>
+                <w:r>
+                  <w:rPr>
+                    <w:noProof/>
+                    <w:webHidden/>
+                  </w:rPr>
+                  <w:fldChar w:fldCharType="end"/>
+                </w:r>
+              </w:hyperlink>
+            </w:p>
+            <w:p>
+              <w:pPr>
+                <w:pStyle w:val="TOC1"/>
+                <w:tabs>
+                  <w:tab w:val="right" w:leader="dot" w:pos="9350"/>
+                </w:tabs>
+                <w:rPr>
+                  <w:rFonts w:eastAsiaTheme="minorEastAsia"/>
+                  <w:noProof/>
+                </w:rPr>
+              </w:pPr>
+              <w:hyperlink w:anchor="_Toc228358336" w:history="1">
+                <w:r>
+                  <w:rPr>
+                    <w:rStyle w:val="Hyperlink"/>
+                    <w:rFonts w:ascii="Times New Roman" w:hAnsi="Times New Roman" w:cs="Times New Roman"/>
+                    <w:b/>
+                    <w:bCs/>
+                    <w:noProof/>
+                  </w:rPr>
+                  <w:t>Visualization:</w:t>
+                </w:r>
+                <w:r>
+                  <w:rPr>
+                    <w:noProof/>
+                    <w:webHidden/>
+                  </w:rPr>
+                  <w:tab/>
+                </w:r>
+                <w:r>
+                  <w:rPr>
+                    <w:noProof/>
+                    <w:webHidden/>
+                  </w:rPr>
+                  <w:fldChar w:fldCharType="begin"/>
+                </w:r>
+                <w:r>
+                  <w:rPr>
+                    <w:noProof/>
+                    <w:webHidden/>
+                  </w:rPr>
+                  <w:instrText xml:space="preserve"> PAGEREF _Toc228358336 \h </w:instrText>
+                </w:r>
+                <w:r>
+                  <w:rPr>
+                    <w:noProof/>
+                    <w:webHidden/>
+                  </w:rPr>
+                </w:r>
+                <w:r>
+                  <w:rPr>
+                    <w:noProof/>
+                    <w:webHidden/>
+                  </w:rPr>
+                  <w:fldChar w:fldCharType="separate"/>
+                </w:r>
+                <w:r>
+                  <w:rPr>
+                    <w:noProof/>
+                    <w:webHidden/>
+                  </w:rPr>
+                  <w:t>2</w:t>
+                </w:r>
+                <w:r>
+                  <w:rPr>
+                    <w:noProof/>
+                    <w:webHidden/>
+                  </w:rPr>
+                  <w:fldChar w:fldCharType="end"/>
+                </w:r>
+              </w:hyperlink>
+            </w:p>
+            <w:p>
+              <w:pPr>
+                <w:pStyle w:val="TOC1"/>
+                <w:tabs>
+                  <w:tab w:val="right" w:leader="dot" w:pos="9350"/>
+                </w:tabs>
+                <w:rPr>
+                  <w:rFonts w:eastAsiaTheme="minorEastAsia"/>
+                  <w:noProof/>
+                </w:rPr>
+              </w:pPr>
+              <w:hyperlink w:anchor="_Toc228358337" w:history="1">
+                <w:r>
+                  <w:rPr>
+                    <w:rStyle w:val="Hyperlink"/>
+                    <w:rFonts w:ascii="Times New Roman" w:hAnsi="Times New Roman" w:cs="Times New Roman"/>
+                    <w:b/>
+                    <w:bCs/>
+                    <w:noProof/>
+                  </w:rPr>
+                  <w:t>Conclusion:</w:t>
+                </w:r>
+                <w:r>
+                  <w:rPr>
+                    <w:noProof/>
+                    <w:webHidden/>
+                  </w:rPr>
+                  <w:tab/>
+                </w:r>
+                <w:r>
+                  <w:rPr>
+                    <w:noProof/>
+                    <w:webHidden/>
+                  </w:rPr>
+                  <w:fldChar w:fldCharType="begin"/>
+                </w:r>
+                <w:r>
+                  <w:rPr>
+                    <w:noProof/>
+                    <w:webHidden/>
+                  </w:rPr>
+                  <w:instrText xml:space="preserve"> PAGEREF _Toc228358337 \h </w:instrText>
+                </w:r>
+                <w:r>
+                  <w:rPr>
+                    <w:noProof/>
+                    <w:webHidden/>
+                  </w:rPr>
+                </w:r>
+                <w:r>
+                  <w:rPr>
+                    <w:noProof/>
+                    <w:webHidden/>
+                  </w:rPr>
+                  <w:fldChar w:fldCharType="separate"/>
+                </w:r>
+                <w:r>
+                  <w:rPr>
+                    <w:noProof/>
+                    <w:webHidden/>
+                  </w:rPr>
+                  <w:t>6</w:t>
+                </w:r>
+                <w:r>
+                  <w:rPr>
+                    <w:noProof/>
+                    <w:webHidden/>
+                  </w:rPr>
+                  <w:fldChar w:fldCharType="end"/>
+                </w:r>
+              </w:hyperlink>
+            </w:p>
+            <w:p>
+              <w:pPr>
+                <w:rPr>
+                  <w:rFonts w:asciiTheme="majorBidi" w:hAnsiTheme="majorBidi" w:cstheme="majorBidi"/>
+                  <w:sz w:val="24"/>
+                  <w:szCs w:val="24"/>
+                </w:rPr>
+              </w:pPr>
+              <w:r>
+                <w:rPr>
+                  <w:b/>
+                  <w:bCs/>
+                  <w:noProof/>
+                </w:rPr>
+                <w:fldChar w:fldCharType="end"/>
+              </w:r>
+            </w:p>
+          </w:sdtContent>
+        </w:sdt>
+        <w:p>
+          <w:pPr>
+            <w:rPr>
+              <w:rFonts w:asciiTheme="majorBidi" w:hAnsiTheme="majorBidi" w:cstheme="majorBidi"/>
+              <w:sz w:val="24"/>
+              <w:szCs w:val="24"/>
+            </w:rPr>
+          </w:pPr>
+        </w:p>
+        <w:p>
+          <w:pPr>
+            <w:pStyle w:val="TableofFigures"/>
+            <w:tabs>
+              <w:tab w:val="right" w:leader="dot" w:pos="9350"/>
+            </w:tabs>
+            <w:rPr>
+              <w:rFonts w:eastAsiaTheme="minorEastAsia"/>
+              <w:noProof/>
+            </w:rPr>
+          </w:pPr>
+          <w:r>
+            <w:rPr>
+              <w:rFonts w:asciiTheme="majorBidi" w:hAnsiTheme="majorBidi" w:cstheme="majorBidi"/>
+              <w:sz w:val="24"/>
+              <w:szCs w:val="24"/>
+            </w:rPr>
+            <w:fldChar w:fldCharType="begin"/>
+          </w:r>
+          <w:r>
+            <w:rPr>
+              <w:rFonts w:asciiTheme="majorBidi" w:hAnsiTheme="majorBidi" w:cstheme="majorBidi"/>
+              <w:sz w:val="24"/>
+              <w:szCs w:val="24"/>
+            </w:rPr>
+            <w:instrText xml:space="preserve"> TOC \h \z \c "Figure" </w:instrText>
+          </w:r>
+          <w:r>
+            <w:rPr>
+              <w:rFonts w:asciiTheme="majorBidi" w:hAnsiTheme="majorBidi" w:cstheme="majorBidi"/>
+              <w:sz w:val="24"/>
+              <w:szCs w:val="24"/>
+            </w:rPr>
+            <w:fldChar w:fldCharType="separate"/>
+          </w:r>
+          <w:hyperlink w:anchor="_Toc228361222" w:history="1">
+            <w:r>
+              <w:rPr>
+                <w:rStyle w:val="Hyperlink"/>
+                <w:noProof/>
+              </w:rPr>
+              <w:t xml:space="preserve">Figure 1 number of employees per department           </w:t>
+            </w:r>
+            <w:r>
+              <w:rPr>
+                <w:rStyle w:val="Hyperlink"/>
+                <w:noProof/>
+              </w:rPr>
+              <w:t xml:space="preserve">                                                                                   </w:t>
+            </w:r>
+            <w:r>
+              <w:rPr>
+                <w:rStyle w:val="Hyperlink"/>
+                <w:noProof/>
+              </w:rPr>
+              <w:t>Figure 2 Number of employee per business unit</w:t>
+            </w:r>
+            <w:r>
+              <w:rPr>
+                <w:noProof/>
+                <w:webHidden/>
+              </w:rPr>
+              <w:tab/>
+            </w:r>
+            <w:r>
+              <w:rPr>
+                <w:noProof/>
+                <w:webHidden/>
+              </w:rPr>
+              <w:fldChar w:fldCharType="begin"/>
+            </w:r>
+            <w:r>
+              <w:rPr>
+                <w:noProof/>
+                <w:webHidden/>
+              </w:rPr>
+              <w:instrText xml:space="preserve"> PAGEREF _Toc228361222 \h </w:instrText>
+            </w:r>
+            <w:r>
+              <w:rPr>
+                <w:noProof/>
+                <w:webHidden/>
+              </w:rPr>
+            </w:r>
+            <w:r>
+              <w:rPr>
+                <w:noProof/>
+                <w:webHidden/>
+              </w:rPr>
+              <w:fldChar w:fldCharType="separate"/>
+            </w:r>
+            <w:r>
+              <w:rPr>
+                <w:noProof/>
+                <w:webHidden/>
+              </w:rPr>
+              <w:t>2</w:t>
+            </w:r>
+            <w:r>
+              <w:rPr>
+                <w:noProof/>
+                <w:webHidden/>
+              </w:rPr>
+              <w:fldChar w:fldCharType="end"/>
+            </w:r>
+          </w:hyperlink>
+        </w:p>
+        <w:p>
+          <w:pPr>
+            <w:pStyle w:val="TableofFigures"/>
+            <w:tabs>
+              <w:tab w:val="right" w:leader="dot" w:pos="9350"/>
+            </w:tabs>
+            <w:rPr>
+              <w:rFonts w:eastAsiaTheme="minorEastAsia"/>
+              <w:noProof/>
+            </w:rPr>
+          </w:pPr>
+          <w:hyperlink w:anchor="_Toc228361223" w:history="1">
+            <w:r>
+              <w:rPr>
+                <w:rStyle w:val="Hyperlink"/>
+                <w:noProof/>
+              </w:rPr>
+              <w:t xml:space="preserve">Figure 3 distribution of employees by age            </w:t>
+            </w:r>
+            <w:r>
+              <w:rPr>
+                <w:rStyle w:val="Hyperlink"/>
+                <w:noProof/>
+              </w:rPr>
+              <w:t xml:space="preserve">                                                                                               </w:t>
+            </w:r>
+            <w:r>
+              <w:rPr>
+                <w:rStyle w:val="Hyperlink"/>
+                <w:noProof/>
+              </w:rPr>
+              <w:t>Figure 4 number of employees per country</w:t>
+            </w:r>
+            <w:r>
+              <w:rPr>
+                <w:noProof/>
+                <w:webHidden/>
+              </w:rPr>
+              <w:tab/>
+            </w:r>
+            <w:r>
+              <w:rPr>
+                <w:noProof/>
+                <w:webHidden/>
+              </w:rPr>
+              <w:fldChar w:fldCharType="begin"/>
+            </w:r>
+            <w:r>
+              <w:rPr>
+                <w:noProof/>
+                <w:webHidden/>
+              </w:rPr>
+              <w:instrText xml:space="preserve"> PAGEREF _Toc228361223 \h </w:instrText>
+            </w:r>
+            <w:r>
+              <w:rPr>
+                <w:noProof/>
+                <w:webHidden/>
+              </w:rPr>
+            </w:r>
+            <w:r>
+              <w:rPr>
+                <w:noProof/>
+                <w:webHidden/>
+              </w:rPr>
+              <w:fldChar w:fldCharType="separate"/>
+            </w:r>
+            <w:r>
+              <w:rPr>
+                <w:noProof/>
+                <w:webHidden/>
+              </w:rPr>
+              <w:t>2</w:t>
+            </w:r>
+            <w:r>
+              <w:rPr>
+                <w:noProof/>
+                <w:webHidden/>
+              </w:rPr>
+              <w:fldChar w:fldCharType="end"/>
+            </w:r>
+          </w:hyperlink>
+        </w:p>
+        <w:p>
+          <w:pPr>
+            <w:pStyle w:val="TableofFigures"/>
+            <w:tabs>
+              <w:tab w:val="right" w:leader="dot" w:pos="9350"/>
+            </w:tabs>
+            <w:rPr>
+              <w:rFonts w:eastAsiaTheme="minorEastAsia"/>
+              <w:noProof/>
+            </w:rPr>
+          </w:pPr>
+          <w:hyperlink w:anchor="_Toc228361224" w:history="1">
+            <w:r>
+              <w:rPr>
+                <w:rStyle w:val="Hyperlink"/>
+                <w:noProof/>
+              </w:rPr>
+              <w:t xml:space="preserve">Figure 5 distribution of employees by salary                              </w:t>
+            </w:r>
+            <w:r>
+              <w:rPr>
+                <w:rStyle w:val="Hyperlink"/>
+                <w:noProof/>
+              </w:rPr>
+              <w:t xml:space="preserve">                                                                     </w:t>
+            </w:r>
+            <w:r>
+              <w:rPr>
+                <w:rStyle w:val="Hyperlink"/>
+                <w:noProof/>
+              </w:rPr>
+              <w:t>Figure 6 average annual salary per department</w:t>
+            </w:r>
+            <w:r>
+              <w:rPr>
+                <w:noProof/>
+                <w:webHidden/>
+              </w:rPr>
+              <w:tab/>
+            </w:r>
+            <w:r>
+              <w:rPr>
+                <w:noProof/>
+                <w:webHidden/>
+              </w:rPr>
+              <w:fldChar w:fldCharType="begin"/>
+            </w:r>
+            <w:r>
+              <w:rPr>
+                <w:noProof/>
+                <w:webHidden/>
+              </w:rPr>
+              <w:instrText xml:space="preserve"> PAGEREF _Toc228361224 \h </w:instrText>
+            </w:r>
+            <w:r>
+              <w:rPr>
+                <w:noProof/>
+                <w:webHidden/>
+              </w:rPr>
+            </w:r>
+            <w:r>
+              <w:rPr>
+                <w:noProof/>
+                <w:webHidden/>
+              </w:rPr>
+              <w:fldChar w:fldCharType="separate"/>
+            </w:r>
+            <w:r>
+              <w:rPr>
+                <w:noProof/>
+                <w:webHidden/>
+              </w:rPr>
+              <w:t>3</w:t>
+            </w:r>
+            <w:r>
+              <w:rPr>
+                <w:noProof/>
+                <w:webHidden/>
+              </w:rPr>
+              <w:fldChar w:fldCharType="end"/>
+            </w:r>
+          </w:hyperlink>
+        </w:p>
+        <w:p>
+          <w:pPr>
+            <w:pStyle w:val="TableofFigures"/>
+            <w:tabs>
+              <w:tab w:val="right" w:leader="dot" w:pos="9350"/>
+            </w:tabs>
+            <w:rPr>
+              <w:rFonts w:eastAsiaTheme="minorEastAsia"/>
+              <w:noProof/>
+            </w:rPr>
+          </w:pPr>
+          <w:hyperlink w:anchor="_Toc228361225" w:history="1">
+            <w:r>
+              <w:rPr>
+                <w:rStyle w:val="Hyperlink"/>
+                <w:noProof/>
+              </w:rPr>
+              <w:t xml:space="preserve">Figure 7 annual salary distribution by gender                       </w:t>
+            </w:r>
+            <w:r>
+              <w:rPr>
+                <w:rStyle w:val="Hyperlink"/>
+                <w:noProof/>
+              </w:rPr>
+              <w:t xml:space="preserve">                                                                </w:t>
+            </w:r>
+            <w:r>
+              <w:rPr>
+                <w:rStyle w:val="Hyperlink"/>
+                <w:noProof/>
+              </w:rPr>
+              <w:t xml:space="preserve">           Figure 8 average salary for employee status</w:t>
+            </w:r>
+            <w:r>
+              <w:rPr>
+                <w:noProof/>
+                <w:webHidden/>
+              </w:rPr>
+              <w:tab/>
+            </w:r>
+            <w:r>
+              <w:rPr>
+                <w:noProof/>
+                <w:webHidden/>
+              </w:rPr>
+              <w:fldChar w:fldCharType="begin"/>
+            </w:r>
+            <w:r>
+              <w:rPr>
+                <w:noProof/>
+                <w:webHidden/>
+              </w:rPr>
+              <w:instrText xml:space="preserve"> PAGEREF _Toc228361225 \h </w:instrText>
+            </w:r>
+            <w:r>
+              <w:rPr>
+                <w:noProof/>
+                <w:webHidden/>
+              </w:rPr>
+            </w:r>
+            <w:r>
+              <w:rPr>
+                <w:noProof/>
+                <w:webHidden/>
+              </w:rPr>
+              <w:fldChar w:fldCharType="separate"/>
+            </w:r>
+            <w:r>
+              <w:rPr>
+                <w:noProof/>
+                <w:webHidden/>
+              </w:rPr>
+              <w:t>3</w:t>
+            </w:r>
+            <w:r>
+              <w:rPr>
+                <w:noProof/>
+                <w:webHidden/>
+              </w:rPr>
+              <w:fldChar w:fldCharType="end"/>
+            </w:r>
+          </w:hyperlink>
+        </w:p>
+        <w:p>
+          <w:pPr>
+            <w:pStyle w:val="TableofFigures"/>
+            <w:tabs>
+              <w:tab w:val="right" w:leader="dot" w:pos="9350"/>
+            </w:tabs>
+            <w:rPr>
+              <w:rFonts w:eastAsiaTheme="minorEastAsia"/>
+              <w:noProof/>
+            </w:rPr>
+          </w:pPr>
+          <w:hyperlink w:anchor="_Toc228361226" w:history="1">
+            <w:r>
+              <w:rPr>
+                <w:rStyle w:val="Hyperlink"/>
+                <w:noProof/>
+              </w:rPr>
+              <w:t xml:space="preserve">Figure 9 Gender Distribution                                              </w:t>
+            </w:r>
+            <w:r>
+              <w:rPr>
+                <w:rStyle w:val="Hyperlink"/>
+                <w:noProof/>
+              </w:rPr>
+              <w:t xml:space="preserve">                                                                        </w:t>
+            </w:r>
+            <w:r>
+              <w:rPr>
+                <w:rStyle w:val="Hyperlink"/>
+                <w:noProof/>
+              </w:rPr>
+              <w:t xml:space="preserve">          </w:t>
+            </w:r>
+            <w:bookmarkStart w:id="0" w:name="_GoBack"/>
+            <w:bookmarkEnd w:id="0"/>
+            <w:r>
+              <w:rPr>
+                <w:rStyle w:val="Hyperlink"/>
+                <w:noProof/>
+              </w:rPr>
+              <w:t>Figure 10 Department distribution</w:t>
+            </w:r>
+            <w:r>
+              <w:rPr>
+                <w:noProof/>
+                <w:webHidden/>
+              </w:rPr>
+              <w:tab/>
+            </w:r>
+            <w:r>
+              <w:rPr>
+                <w:noProof/>
+                <w:webHidden/>
+              </w:rPr>
+              <w:fldChar w:fldCharType="begin"/>
+            </w:r>
+            <w:r>
+              <w:rPr>
+                <w:noProof/>
+                <w:webHidden/>
+              </w:rPr>
+              <w:instrText xml:space="preserve"> PAGEREF _Toc228361226 \h </w:instrText>
+            </w:r>
+            <w:r>
+              <w:rPr>
+                <w:noProof/>
+                <w:webHidden/>
+              </w:rPr>
+            </w:r>
+            <w:r>
+              <w:rPr>
+                <w:noProof/>
+                <w:webHidden/>
+              </w:rPr>
+              <w:fldChar w:fldCharType="separate"/>
+            </w:r>
+            <w:r>
+              <w:rPr>
+                <w:noProof/>
+                <w:webHidden/>
+              </w:rPr>
+              <w:t>4</w:t>
+            </w:r>
+            <w:r>
+              <w:rPr>
+                <w:noProof/>
+                <w:webHidden/>
+              </w:rPr>
+              <w:fldChar w:fldCharType="end"/>
+            </w:r>
+          </w:hyperlink>
+        </w:p>
+        <w:p>
+          <w:pPr>
+            <w:pStyle w:val="TableofFigures"/>
+            <w:tabs>
+              <w:tab w:val="right" w:leader="dot" w:pos="9350"/>
+            </w:tabs>
+            <w:rPr>
+              <w:rFonts w:eastAsiaTheme="minorEastAsia"/>
+              <w:noProof/>
+            </w:rPr>
+          </w:pPr>
+          <w:hyperlink w:anchor="_Toc228361227" w:history="1">
+            <w:r>
+              <w:rPr>
+                <w:rStyle w:val="Hyperlink"/>
+                <w:noProof/>
+              </w:rPr>
+              <w:t xml:space="preserve">Figure 11 Ethnicity distribution                                             </w:t>
+            </w:r>
+            <w:r>
+              <w:rPr>
+                <w:rStyle w:val="Hyperlink"/>
+                <w:noProof/>
+              </w:rPr>
+              <w:t xml:space="preserve">                                                                          </w:t>
+            </w:r>
+            <w:r>
+              <w:rPr>
+                <w:rStyle w:val="Hyperlink"/>
+                <w:noProof/>
+              </w:rPr>
+              <w:t xml:space="preserve">    Figure 12 Employee status distribution</w:t>
+            </w:r>
+            <w:r>
+              <w:rPr>
+                <w:noProof/>
+                <w:webHidden/>
+              </w:rPr>
+              <w:tab/>
+            </w:r>
+            <w:r>
+              <w:rPr>
+                <w:noProof/>
+                <w:webHidden/>
+              </w:rPr>
+              <w:fldChar w:fldCharType="begin"/>
+            </w:r>
+            <w:r>
+              <w:rPr>
+                <w:noProof/>
+                <w:webHidden/>
+              </w:rPr>
+              <w:instrText xml:space="preserve"> PAGEREF _Toc228361227 \h </w:instrText>
+            </w:r>
+            <w:r>
+              <w:rPr>
+                <w:noProof/>
+                <w:webHidden/>
+              </w:rPr>
+            </w:r>
+            <w:r>
+              <w:rPr>
+                <w:noProof/>
+                <w:webHidden/>
+              </w:rPr>
+              <w:fldChar w:fldCharType="separate"/>
+            </w:r>
+            <w:r>
+              <w:rPr>
+                <w:noProof/>
+                <w:webHidden/>
+              </w:rPr>
+              <w:t>4</w:t>
+            </w:r>
+            <w:r>
+              <w:rPr>
+                <w:noProof/>
+                <w:webHidden/>
+              </w:rPr>
+              <w:fldChar w:fldCharType="end"/>
+            </w:r>
+          </w:hyperlink>
+        </w:p>
+        <w:p>
+          <w:pPr>
+            <w:pStyle w:val="TableofFigures"/>
+            <w:tabs>
+              <w:tab w:val="right" w:leader="dot" w:pos="9350"/>
+            </w:tabs>
+            <w:rPr>
+              <w:rFonts w:eastAsiaTheme="minorEastAsia"/>
+              <w:noProof/>
+            </w:rPr>
+          </w:pPr>
+          <w:hyperlink w:anchor="_Toc228361228" w:history="1">
+            <w:r>
+              <w:rPr>
+                <w:rStyle w:val="Hyperlink"/>
+                <w:noProof/>
+              </w:rPr>
+              <w:t xml:space="preserve">Figure 13 Bonus distribution by ethnicity                                    </w:t>
+            </w:r>
+            <w:r>
+              <w:rPr>
+                <w:rStyle w:val="Hyperlink"/>
+                <w:noProof/>
+              </w:rPr>
+              <w:t xml:space="preserve">                                                                     </w:t>
+            </w:r>
+            <w:r>
+              <w:rPr>
+                <w:rStyle w:val="Hyperlink"/>
+                <w:noProof/>
+              </w:rPr>
+              <w:t xml:space="preserve"> </w:t>
+            </w:r>
+            <w:r>
+              <w:rPr>
+                <w:rStyle w:val="Hyperlink"/>
+                <w:noProof/>
+              </w:rPr>
+              <w:t>Figure 14 Bonus distribution by gender</w:t>
+            </w:r>
+            <w:r>
+              <w:rPr>
+                <w:noProof/>
+                <w:webHidden/>
+              </w:rPr>
+              <w:tab/>
+            </w:r>
+            <w:r>
+              <w:rPr>
+                <w:noProof/>
+                <w:webHidden/>
+              </w:rPr>
+              <w:fldChar w:fldCharType="begin"/>
+            </w:r>
+            <w:r>
+              <w:rPr>
+                <w:noProof/>
+                <w:webHidden/>
+              </w:rPr>
+              <w:instrText xml:space="preserve"> PAGEREF _Toc228361228 \h </w:instrText>
+            </w:r>
+            <w:r>
+              <w:rPr>
+                <w:noProof/>
+                <w:webHidden/>
+              </w:rPr>
+            </w:r>
+            <w:r>
+              <w:rPr>
+                <w:noProof/>
+                <w:webHidden/>
+              </w:rPr>
+              <w:fldChar w:fldCharType="separate"/>
+            </w:r>
+            <w:r>
+              <w:rPr>
+                <w:noProof/>
+                <w:webHidden/>
+              </w:rPr>
+              <w:t>5</w:t>
+            </w:r>
+            <w:r>
+              <w:rPr>
+                <w:noProof/>
+                <w:webHidden/>
+              </w:rPr>
+              <w:fldChar w:fldCharType="end"/>
+            </w:r>
+          </w:hyperlink>
+        </w:p>
+        <w:p>
+          <w:pPr>
+            <w:pStyle w:val="TableofFigures"/>
+            <w:tabs>
+              <w:tab w:val="right" w:leader="dot" w:pos="9350"/>
+            </w:tabs>
+            <w:rPr>
+              <w:rFonts w:eastAsiaTheme="minorEastAsia"/>
+              <w:noProof/>
+            </w:rPr>
+          </w:pPr>
+          <w:hyperlink w:anchor="_Toc228361229" w:history="1">
+            <w:r>
+              <w:rPr>
+                <w:rStyle w:val="Hyperlink"/>
+                <w:noProof/>
+              </w:rPr>
+              <w:t>Figure 15 number of employees with bonus per department</w:t>
+            </w:r>
+            <w:r>
+              <w:rPr>
+                <w:noProof/>
+                <w:webHidden/>
+              </w:rPr>
+              <w:tab/>
+            </w:r>
+            <w:r>
+              <w:rPr>
+                <w:noProof/>
+                <w:webHidden/>
+              </w:rPr>
+              <w:fldChar w:fldCharType="begin"/>
+            </w:r>
+            <w:r>
+              <w:rPr>
+                <w:noProof/>
+                <w:webHidden/>
+              </w:rPr>
+              <w:instrText xml:space="preserve"> PAGEREF _Toc228361229 \h </w:instrText>
+            </w:r>
+            <w:r>
+              <w:rPr>
+                <w:noProof/>
+                <w:webHidden/>
+              </w:rPr>
+            </w:r>
+            <w:r>
+              <w:rPr>
+                <w:noProof/>
+                <w:webHidden/>
+              </w:rPr>
+              <w:fldChar w:fldCharType="separate"/>
+            </w:r>
+            <w:r>
+              <w:rPr>
+                <w:noProof/>
+                <w:webHidden/>
+              </w:rPr>
+              <w:t>5</w:t>
+            </w:r>
+            <w:r>
+              <w:rPr>
+                <w:noProof/>
+                <w:webHidden/>
+              </w:rPr>
+              <w:fldChar w:fldCharType="end"/>
+            </w:r>
+          </w:hyperlink>
+        </w:p>
+        <w:p>
+          <w:pPr>
+            <w:rPr>
+              <w:rFonts w:asciiTheme="majorBidi" w:hAnsiTheme="majorBidi" w:cstheme="majorBidi"/>
+              <w:sz w:val="24"/>
+              <w:szCs w:val="24"/>
+            </w:rPr>
+          </w:pPr>
+          <w:r>
+            <w:rPr>
+              <w:rFonts w:asciiTheme="majorBidi" w:hAnsiTheme="majorBidi" w:cstheme="majorBidi"/>
+              <w:sz w:val="24"/>
+              <w:szCs w:val="24"/>
+            </w:rPr>
+            <w:fldChar w:fldCharType="end"/>
+          </w:r>
+          <w:r>
+            <w:rPr>
+              <w:rFonts w:asciiTheme="majorBidi" w:hAnsiTheme="majorBidi" w:cstheme="majorBidi"/>
+              <w:sz w:val="24"/>
+              <w:szCs w:val="24"/>
+            </w:rPr>
+            <w:br w:type="page"/>
+          </w:r>
+        </w:p>
       </w:sdtContent>
     </w:sdt>
     <w:p>
       <w:pPr>
-        <w:rPr>
-          <w:rFonts w:asciiTheme="majorBidi" w:hAnsiTheme="majorBidi" w:cstheme="majorBidi"/>
-          <w:sz w:val="24"/>
-          <w:szCs w:val="24"/>
-        </w:rPr>
-      </w:pPr>
-      <w:r>
-        <w:rPr>
-          <w:rFonts w:asciiTheme="majorBidi" w:hAnsiTheme="majorBidi" w:cstheme="majorBidi"/>
-          <w:sz w:val="24"/>
-          <w:szCs w:val="24"/>
-        </w:rPr>
-        <w:lastRenderedPageBreak/>
+        <w:pStyle w:val="Heading1"/>
+        <w:rPr>
+          <w:rFonts w:asciiTheme="majorBidi" w:hAnsiTheme="majorBidi"/>
+          <w:b/>
+          <w:bCs/>
+          <w:color w:val="000000" w:themeColor="text1"/>
+          <w:sz w:val="24"/>
+          <w:szCs w:val="24"/>
+        </w:rPr>
+      </w:pPr>
+      <w:r>
+        <w:rPr>
+          <w:rFonts w:asciiTheme="majorBidi" w:hAnsiTheme="majorBidi"/>
+          <w:b/>
+          <w:bCs/>
+          <w:color w:val="000000" w:themeColor="text1"/>
+          <w:sz w:val="24"/>
+          <w:szCs w:val="24"/>
+        </w:rPr>
         <w:t>Introduction:</w:t>
       </w:r>
     </w:p>
@@ -706,7 +1790,15 @@
           <w:sz w:val="24"/>
           <w:szCs w:val="24"/>
         </w:rPr>
-        <w:t xml:space="preserve">employees distribution, </w:t>
+        <w:t>employee’s</w:t>
+      </w:r>
+      <w:r>
+        <w:rPr>
+          <w:rFonts w:asciiTheme="majorBidi" w:hAnsiTheme="majorBidi" w:cstheme="majorBidi"/>
+          <w:sz w:val="24"/>
+          <w:szCs w:val="24"/>
+        </w:rPr>
+        <w:t xml:space="preserve"> distribution, </w:t>
       </w:r>
       <w:r>
         <w:rPr>
@@ -719,15 +1811,22 @@
     </w:p>
     <w:p>
       <w:pPr>
-        <w:rPr>
-          <w:rFonts w:asciiTheme="majorBidi" w:hAnsiTheme="majorBidi" w:cstheme="majorBidi"/>
-          <w:sz w:val="24"/>
-          <w:szCs w:val="24"/>
-        </w:rPr>
-      </w:pPr>
-      <w:r>
-        <w:rPr>
-          <w:rFonts w:asciiTheme="majorBidi" w:hAnsiTheme="majorBidi" w:cstheme="majorBidi"/>
+        <w:pStyle w:val="Heading1"/>
+        <w:rPr>
+          <w:rFonts w:ascii="Times New Roman" w:hAnsi="Times New Roman" w:cs="Times New Roman"/>
+          <w:b/>
+          <w:bCs/>
+          <w:color w:val="000000" w:themeColor="text1"/>
+          <w:sz w:val="24"/>
+          <w:szCs w:val="24"/>
+        </w:rPr>
+      </w:pPr>
+      <w:r>
+        <w:rPr>
+          <w:rFonts w:ascii="Times New Roman" w:hAnsi="Times New Roman" w:cs="Times New Roman"/>
+          <w:b/>
+          <w:bCs/>
+          <w:color w:val="000000" w:themeColor="text1"/>
           <w:sz w:val="24"/>
           <w:szCs w:val="24"/>
         </w:rPr>
@@ -775,7 +1874,23 @@
           <w:sz w:val="24"/>
           <w:szCs w:val="24"/>
         </w:rPr>
-        <w:t>Analyze employees distribution across departments, business unit, countries.</w:t>
+        <w:t xml:space="preserve">Analyze </w:t>
+      </w:r>
+      <w:r>
+        <w:rPr>
+          <w:rFonts w:asciiTheme="majorBidi" w:hAnsiTheme="majorBidi" w:cstheme="majorBidi"/>
+          <w:sz w:val="24"/>
+          <w:szCs w:val="24"/>
+        </w:rPr>
+        <w:t>employee’s</w:t>
+      </w:r>
+      <w:r>
+        <w:rPr>
+          <w:rFonts w:asciiTheme="majorBidi" w:hAnsiTheme="majorBidi" w:cstheme="majorBidi"/>
+          <w:sz w:val="24"/>
+          <w:szCs w:val="24"/>
+        </w:rPr>
+        <w:t xml:space="preserve"> distribution across departments, business unit, countries.</w:t>
       </w:r>
     </w:p>
     <w:p>
@@ -832,15 +1947,22 @@
     </w:p>
     <w:p>
       <w:pPr>
-        <w:rPr>
-          <w:rFonts w:asciiTheme="majorBidi" w:hAnsiTheme="majorBidi" w:cstheme="majorBidi"/>
-          <w:sz w:val="24"/>
-          <w:szCs w:val="24"/>
-        </w:rPr>
-      </w:pPr>
-      <w:r>
-        <w:rPr>
-          <w:rFonts w:asciiTheme="majorBidi" w:hAnsiTheme="majorBidi" w:cstheme="majorBidi"/>
+        <w:pStyle w:val="Heading1"/>
+        <w:rPr>
+          <w:rFonts w:ascii="Times New Roman" w:hAnsi="Times New Roman" w:cs="Times New Roman"/>
+          <w:b/>
+          <w:bCs/>
+          <w:color w:val="000000" w:themeColor="text1"/>
+          <w:sz w:val="24"/>
+          <w:szCs w:val="24"/>
+        </w:rPr>
+      </w:pPr>
+      <w:r>
+        <w:rPr>
+          <w:rFonts w:ascii="Times New Roman" w:hAnsi="Times New Roman" w:cs="Times New Roman"/>
+          <w:b/>
+          <w:bCs/>
+          <w:color w:val="000000" w:themeColor="text1"/>
           <w:sz w:val="24"/>
           <w:szCs w:val="24"/>
         </w:rPr>
@@ -937,13 +2059,23 @@
           </wp:inline>
         </w:drawing>
       </w:r>
+      <w:r>
+        <w:rPr>
+          <w:noProof/>
+        </w:rPr>
+        <w:t xml:space="preserve"> </w:t>
+      </w:r>
     </w:p>
     <w:p>
       <w:pPr>
         <w:pStyle w:val="Caption"/>
       </w:pPr>
       <w:r>
-        <w:t xml:space="preserve">             Figure </w:t>
+        <w:t xml:space="preserve">             </w:t>
+      </w:r>
+      <w:bookmarkStart w:id="1" w:name="_Toc228361222"/>
+      <w:r>
+        <w:t xml:space="preserve">Figure </w:t>
       </w:r>
       <w:r>
         <w:fldChar w:fldCharType="begin"/>
@@ -999,6 +2131,7 @@
       <w:r>
         <w:t>business unit</w:t>
       </w:r>
+      <w:bookmarkEnd w:id="1"/>
     </w:p>
     <w:p>
       <w:pPr>
@@ -1090,7 +2223,11 @@
         <w:pStyle w:val="Caption"/>
       </w:pPr>
       <w:r>
-        <w:t xml:space="preserve">                     Figure </w:t>
+        <w:t xml:space="preserve">                     </w:t>
+      </w:r>
+      <w:bookmarkStart w:id="2" w:name="_Toc228361223"/>
+      <w:r>
+        <w:t xml:space="preserve">Figure </w:t>
       </w:r>
       <w:r>
         <w:fldChar w:fldCharType="begin"/>
@@ -1140,6 +2277,7 @@
       <w:r>
         <w:t xml:space="preserve"> number of employees per country</w:t>
       </w:r>
+      <w:bookmarkEnd w:id="2"/>
     </w:p>
     <w:p>
       <w:pPr>
@@ -1164,7 +2302,6 @@
           <w:sz w:val="24"/>
           <w:szCs w:val="24"/>
         </w:rPr>
-        <w:lastRenderedPageBreak/>
         <w:t xml:space="preserve">The graphs shows us that is the largest department is IT while Accounting is the smallest, reflecting the company's technology-driven focus. Across business units, employees are relatively evenly distributed. The most frequent age range is </w:t>
       </w:r>
       <w:r>
@@ -1286,7 +2423,11 @@
         <w:pStyle w:val="Caption"/>
       </w:pPr>
       <w:r>
-        <w:t xml:space="preserve">                             Figure </w:t>
+        <w:t xml:space="preserve">                             </w:t>
+      </w:r>
+      <w:bookmarkStart w:id="3" w:name="_Toc228361224"/>
+      <w:r>
+        <w:t xml:space="preserve">Figure </w:t>
       </w:r>
       <w:r>
         <w:fldChar w:fldCharType="begin"/>
@@ -1336,6 +2477,7 @@
       <w:r>
         <w:t xml:space="preserve"> average annual salary per department</w:t>
       </w:r>
+      <w:bookmarkEnd w:id="3"/>
     </w:p>
     <w:p>
       <w:pPr>
@@ -1429,6 +2571,7 @@
       <w:r>
         <w:t xml:space="preserve">                   </w:t>
       </w:r>
+      <w:bookmarkStart w:id="4" w:name="_Toc228361225"/>
       <w:r>
         <w:t xml:space="preserve">Figure </w:t>
       </w:r>
@@ -1487,7 +2630,11 @@
         <w:t xml:space="preserve"> </w:t>
       </w:r>
       <w:r>
-        <w:t xml:space="preserve">average salary for employee status                                   </w:t>
+        <w:t>average salary for employee status</w:t>
+      </w:r>
+      <w:bookmarkEnd w:id="4"/>
+      <w:r>
+        <w:t xml:space="preserve">                                   </w:t>
       </w:r>
     </w:p>
     <w:p>
@@ -1531,8 +2678,7 @@
           <w:sz w:val="24"/>
           <w:szCs w:val="24"/>
         </w:rPr>
-        <w:lastRenderedPageBreak/>
-        <w:t>Employees</w:t>
+        <w:t>Employees’</w:t>
       </w:r>
       <w:r>
         <w:rPr>
@@ -1719,7 +2865,11 @@
         <w:pStyle w:val="Caption"/>
       </w:pPr>
       <w:r>
-        <w:t xml:space="preserve">                      Figure </w:t>
+        <w:t xml:space="preserve">                      </w:t>
+      </w:r>
+      <w:bookmarkStart w:id="5" w:name="_Toc228361226"/>
+      <w:r>
+        <w:t xml:space="preserve">Figure </w:t>
       </w:r>
       <w:r>
         <w:fldChar w:fldCharType="begin"/>
@@ -1769,6 +2919,7 @@
       <w:r>
         <w:t xml:space="preserve"> Department distribution</w:t>
       </w:r>
+      <w:bookmarkEnd w:id="5"/>
     </w:p>
     <w:p/>
     <w:p>
@@ -1861,7 +3012,11 @@
         <w:pStyle w:val="Caption"/>
       </w:pPr>
       <w:r>
-        <w:t xml:space="preserve">                       Figure </w:t>
+        <w:t xml:space="preserve">                       </w:t>
+      </w:r>
+      <w:bookmarkStart w:id="6" w:name="_Toc228361227"/>
+      <w:r>
+        <w:t xml:space="preserve">Figure </w:t>
       </w:r>
       <w:r>
         <w:fldChar w:fldCharType="begin"/>
@@ -1911,6 +3066,7 @@
       <w:r>
         <w:t xml:space="preserve"> Employee status distribution</w:t>
       </w:r>
+      <w:bookmarkEnd w:id="6"/>
     </w:p>
     <w:p/>
     <w:p/>
@@ -1930,7 +3086,6 @@
           <w:sz w:val="24"/>
           <w:szCs w:val="24"/>
         </w:rPr>
-        <w:lastRenderedPageBreak/>
         <w:t xml:space="preserve">The </w:t>
       </w:r>
       <w:r>
@@ -1971,7 +3126,15 @@
           <w:sz w:val="24"/>
           <w:szCs w:val="24"/>
         </w:rPr>
-        <w:t>%  while the 91.6% still active so I compared the average salaries to see if it is behind the reason percentage but the average salaries indicates that other non-financial factors, such as career development, work environment, or management practices, may be influencing employee exits and should be explored further by the management team.</w:t>
+        <w:t>% while</w:t>
+      </w:r>
+      <w:r>
+        <w:rPr>
+          <w:rFonts w:asciiTheme="majorBidi" w:hAnsiTheme="majorBidi" w:cstheme="majorBidi"/>
+          <w:sz w:val="24"/>
+          <w:szCs w:val="24"/>
+        </w:rPr>
+        <w:t xml:space="preserve"> the 91.6% still active so I compared the average salaries to see if it is behind the reason percentage but the average salaries indicates that other non-financial factors, such as career development, work environment, or management practices, may be influencing employee exits and should be explored further by the management team.</w:t>
       </w:r>
     </w:p>
     <w:p>
@@ -2073,7 +3236,11 @@
         <w:pStyle w:val="Caption"/>
       </w:pPr>
       <w:r>
-        <w:t xml:space="preserve">                          Figure </w:t>
+        <w:t xml:space="preserve">                          </w:t>
+      </w:r>
+      <w:bookmarkStart w:id="7" w:name="_Toc228361228"/>
+      <w:r>
+        <w:t xml:space="preserve">Figure </w:t>
       </w:r>
       <w:r>
         <w:fldChar w:fldCharType="begin"/>
@@ -2123,7 +3290,9 @@
       <w:r>
         <w:t xml:space="preserve"> Bonus distribution by gender</w:t>
       </w:r>
+      <w:bookmarkEnd w:id="7"/>
     </w:p>
+    <w:p/>
     <w:p/>
     <w:p>
       <w:pPr>
@@ -2175,6 +3344,7 @@
         <w:pStyle w:val="Caption"/>
         <w:jc w:val="center"/>
       </w:pPr>
+      <w:bookmarkStart w:id="8" w:name="_Toc228361229"/>
       <w:r>
         <w:t xml:space="preserve">Figure </w:t>
       </w:r>
@@ -2202,6 +3372,7 @@
       <w:r>
         <w:t xml:space="preserve"> number of employees with bonus per department</w:t>
       </w:r>
+      <w:bookmarkEnd w:id="8"/>
     </w:p>
     <w:p/>
     <w:p/>
@@ -2220,7 +3391,6 @@
           <w:sz w:val="24"/>
           <w:szCs w:val="24"/>
         </w:rPr>
-        <w:lastRenderedPageBreak/>
         <w:t xml:space="preserve">The overall difference is modest, also there is some outliers indicate that certain individuals receive significantly higher bonuses. The management team may consider establishing a </w:t>
       </w:r>
       <w:r>
@@ -2245,13 +3415,24 @@
     </w:p>
     <w:p>
       <w:pPr>
-        <w:rPr>
-          <w:rFonts w:asciiTheme="majorBidi" w:hAnsiTheme="majorBidi" w:cstheme="majorBidi"/>
-        </w:rPr>
-      </w:pPr>
-      <w:r>
-        <w:rPr>
-          <w:rFonts w:asciiTheme="majorBidi" w:hAnsiTheme="majorBidi" w:cstheme="majorBidi"/>
+        <w:pStyle w:val="Heading1"/>
+        <w:rPr>
+          <w:rFonts w:ascii="Times New Roman" w:hAnsi="Times New Roman" w:cs="Times New Roman"/>
+          <w:b/>
+          <w:bCs/>
+          <w:color w:val="000000" w:themeColor="text1"/>
+          <w:sz w:val="24"/>
+          <w:szCs w:val="24"/>
+        </w:rPr>
+      </w:pPr>
+      <w:r>
+        <w:rPr>
+          <w:rFonts w:ascii="Times New Roman" w:hAnsi="Times New Roman" w:cs="Times New Roman"/>
+          <w:b/>
+          <w:bCs/>
+          <w:color w:val="000000" w:themeColor="text1"/>
+          <w:sz w:val="24"/>
+          <w:szCs w:val="24"/>
         </w:rPr>
         <w:t>Conclusion:</w:t>
       </w:r>
@@ -2858,6 +4039,27 @@
     <w:name w:val="Normal"/>
     <w:qFormat/>
   </w:style>
+  <w:style w:type="paragraph" w:styleId="Heading1">
+    <w:name w:val="heading 1"/>
+    <w:basedOn w:val="Normal"/>
+    <w:next w:val="Normal"/>
+    <w:link w:val="Heading1Char"/>
+    <w:uiPriority w:val="9"/>
+    <w:qFormat/>
+    <w:rsid w:val="008C3AF3"/>
+    <w:pPr>
+      <w:keepNext/>
+      <w:keepLines/>
+      <w:spacing w:before="240" w:after="0"/>
+      <w:outlineLvl w:val="0"/>
+    </w:pPr>
+    <w:rPr>
+      <w:rFonts w:asciiTheme="majorHAnsi" w:eastAsiaTheme="majorEastAsia" w:hAnsiTheme="majorHAnsi" w:cstheme="majorBidi"/>
+      <w:color w:val="2E74B5" w:themeColor="accent1" w:themeShade="BF"/>
+      <w:sz w:val="32"/>
+      <w:szCs w:val="32"/>
+    </w:rPr>
+  </w:style>
   <w:style w:type="character" w:default="1" w:styleId="DefaultParagraphFont">
     <w:name w:val="Default Paragraph Font"/>
     <w:uiPriority w:val="1"/>
@@ -2948,6 +4150,65 @@
       <w:sz w:val="18"/>
       <w:szCs w:val="18"/>
     </w:rPr>
+  </w:style>
+  <w:style w:type="character" w:customStyle="1" w:styleId="Heading1Char">
+    <w:name w:val="Heading 1 Char"/>
+    <w:basedOn w:val="DefaultParagraphFont"/>
+    <w:link w:val="Heading1"/>
+    <w:uiPriority w:val="9"/>
+    <w:rsid w:val="008C3AF3"/>
+    <w:rPr>
+      <w:rFonts w:asciiTheme="majorHAnsi" w:eastAsiaTheme="majorEastAsia" w:hAnsiTheme="majorHAnsi" w:cstheme="majorBidi"/>
+      <w:color w:val="2E74B5" w:themeColor="accent1" w:themeShade="BF"/>
+      <w:sz w:val="32"/>
+      <w:szCs w:val="32"/>
+    </w:rPr>
+  </w:style>
+  <w:style w:type="paragraph" w:styleId="TOCHeading">
+    <w:name w:val="TOC Heading"/>
+    <w:basedOn w:val="Heading1"/>
+    <w:next w:val="Normal"/>
+    <w:uiPriority w:val="39"/>
+    <w:unhideWhenUsed/>
+    <w:qFormat/>
+    <w:rsid w:val="008C3AF3"/>
+    <w:pPr>
+      <w:outlineLvl w:val="9"/>
+    </w:pPr>
+  </w:style>
+  <w:style w:type="paragraph" w:styleId="TOC1">
+    <w:name w:val="toc 1"/>
+    <w:basedOn w:val="Normal"/>
+    <w:next w:val="Normal"/>
+    <w:autoRedefine/>
+    <w:uiPriority w:val="39"/>
+    <w:unhideWhenUsed/>
+    <w:rsid w:val="008C3AF3"/>
+    <w:pPr>
+      <w:spacing w:after="100"/>
+    </w:pPr>
+  </w:style>
+  <w:style w:type="character" w:styleId="Hyperlink">
+    <w:name w:val="Hyperlink"/>
+    <w:basedOn w:val="DefaultParagraphFont"/>
+    <w:uiPriority w:val="99"/>
+    <w:unhideWhenUsed/>
+    <w:rsid w:val="008C3AF3"/>
+    <w:rPr>
+      <w:color w:val="0563C1" w:themeColor="hyperlink"/>
+      <w:u w:val="single"/>
+    </w:rPr>
+  </w:style>
+  <w:style w:type="paragraph" w:styleId="TableofFigures">
+    <w:name w:val="table of figures"/>
+    <w:basedOn w:val="Normal"/>
+    <w:next w:val="Normal"/>
+    <w:uiPriority w:val="99"/>
+    <w:unhideWhenUsed/>
+    <w:rsid w:val="008C3AF3"/>
+    <w:pPr>
+      <w:spacing w:after="0"/>
+    </w:pPr>
   </w:style>
 </w:styles>
 </file>
@@ -3237,7 +4498,7 @@
 </file>
 
 <file path=customXml/itemProps2.xml><?xml version="1.0" encoding="utf-8"?>
-<ds:datastoreItem xmlns:ds="http://schemas.openxmlformats.org/officeDocument/2006/customXml" ds:itemID="{C16A2B80-C562-4152-9B7E-16A7BC0E0A86}">
+<ds:datastoreItem xmlns:ds="http://schemas.openxmlformats.org/officeDocument/2006/customXml" ds:itemID="{43782AFA-C155-4DD2-B912-F0CBD686D0E2}">
   <ds:schemaRefs>
     <ds:schemaRef ds:uri="http://schemas.openxmlformats.org/officeDocument/2006/bibliography"/>
   </ds:schemaRefs>
